--- a/CV/Mine/Manish_Kumar_Sharma_Resume.docx
+++ b/CV/Mine/Manish_Kumar_Sharma_Resume.docx
@@ -1,6 +1,6 @@
 
 <file path=word/document.xml><?xml version="1.0" encoding="utf-8"?>
-<w:document xmlns:wpc="http://schemas.microsoft.com/office/word/2010/wordprocessingCanvas" xmlns:cx="http://schemas.microsoft.com/office/drawing/2014/chartex" xmlns:cx1="http://schemas.microsoft.com/office/drawing/2015/9/8/chartex" xmlns:cx2="http://schemas.microsoft.com/office/drawing/2015/10/21/chartex" xmlns:cx3="http://schemas.microsoft.com/office/drawing/2016/5/9/chartex" xmlns:cx4="http://schemas.microsoft.com/office/drawing/2016/5/10/chartex" xmlns:cx5="http://schemas.microsoft.com/office/drawing/2016/5/11/chartex" xmlns:cx6="http://schemas.microsoft.com/office/drawing/2016/5/12/chartex" xmlns:cx7="http://schemas.microsoft.com/office/drawing/2016/5/13/chartex" xmlns:cx8="http://schemas.microsoft.com/office/drawing/2016/5/14/chartex" xmlns:mc="http://schemas.openxmlformats.org/markup-compatibility/2006" xmlns:aink="http://schemas.microsoft.com/office/drawing/2016/ink" xmlns:am3d="http://schemas.microsoft.com/office/drawing/2017/model3d" xmlns:o="urn:schemas-microsoft-com:office:office" xmlns:oel="http://schemas.microsoft.com/office/2019/extlst" xmlns:r="http://schemas.openxmlformats.org/officeDocument/2006/relationships" xmlns:m="http://schemas.openxmlformats.org/officeDocument/2006/math" xmlns:v="urn:schemas-microsoft-com:vml" xmlns:wp14="http://schemas.microsoft.com/office/word/2010/wordprocessingDrawing" xmlns:wp="http://schemas.openxmlformats.org/drawingml/2006/wordprocessingDrawing" xmlns:w10="urn:schemas-microsoft-com:office:word" xmlns:w="http://schemas.openxmlformats.org/wordprocessingml/2006/main" xmlns:w14="http://schemas.microsoft.com/office/word/2010/wordml" xmlns:w15="http://schemas.microsoft.com/office/word/2012/wordml" xmlns:w16cex="http://schemas.microsoft.com/office/word/2018/wordml/cex" xmlns:w16cid="http://schemas.microsoft.com/office/word/2016/wordml/cid" xmlns:w16="http://schemas.microsoft.com/office/word/2018/wordml" xmlns:w16du="http://schemas.microsoft.com/office/word/2023/wordml/word16du" xmlns:w16sdtdh="http://schemas.microsoft.com/office/word/2020/wordml/sdtdatahash" xmlns:w16se="http://schemas.microsoft.com/office/word/2015/wordml/symex" xmlns:wpg="http://schemas.microsoft.com/office/word/2010/wordprocessingGroup" xmlns:wpi="http://schemas.microsoft.com/office/word/2010/wordprocessingInk" xmlns:wne="http://schemas.microsoft.com/office/word/2006/wordml" xmlns:wps="http://schemas.microsoft.com/office/word/2010/wordprocessingShape" mc:Ignorable="w14 w15 w16se w16cid w16 w16cex w16sdtdh w16du wp14">
+<w:document xmlns:wpc="http://schemas.microsoft.com/office/word/2010/wordprocessingCanvas" xmlns:cx="http://schemas.microsoft.com/office/drawing/2014/chartex" xmlns:cx1="http://schemas.microsoft.com/office/drawing/2015/9/8/chartex" xmlns:cx2="http://schemas.microsoft.com/office/drawing/2015/10/21/chartex" xmlns:cx3="http://schemas.microsoft.com/office/drawing/2016/5/9/chartex" xmlns:cx4="http://schemas.microsoft.com/office/drawing/2016/5/10/chartex" xmlns:cx5="http://schemas.microsoft.com/office/drawing/2016/5/11/chartex" xmlns:cx6="http://schemas.microsoft.com/office/drawing/2016/5/12/chartex" xmlns:cx7="http://schemas.microsoft.com/office/drawing/2016/5/13/chartex" xmlns:cx8="http://schemas.microsoft.com/office/drawing/2016/5/14/chartex" xmlns:mc="http://schemas.openxmlformats.org/markup-compatibility/2006" xmlns:aink="http://schemas.microsoft.com/office/drawing/2016/ink" xmlns:am3d="http://schemas.microsoft.com/office/drawing/2017/model3d" xmlns:o="urn:schemas-microsoft-com:office:office" xmlns:oel="http://schemas.microsoft.com/office/2019/extlst" xmlns:r="http://schemas.openxmlformats.org/officeDocument/2006/relationships" xmlns:m="http://schemas.openxmlformats.org/officeDocument/2006/math" xmlns:v="urn:schemas-microsoft-com:vml" xmlns:wp14="http://schemas.microsoft.com/office/word/2010/wordprocessingDrawing" xmlns:wp="http://schemas.openxmlformats.org/drawingml/2006/wordprocessingDrawing" xmlns:w10="urn:schemas-microsoft-com:office:word" xmlns:w="http://schemas.openxmlformats.org/wordprocessingml/2006/main" xmlns:w14="http://schemas.microsoft.com/office/word/2010/wordml" xmlns:w15="http://schemas.microsoft.com/office/word/2012/wordml" xmlns:w16cex="http://schemas.microsoft.com/office/word/2018/wordml/cex" xmlns:w16cid="http://schemas.microsoft.com/office/word/2016/wordml/cid" xmlns:w16="http://schemas.microsoft.com/office/word/2018/wordml" xmlns:w16du="http://schemas.microsoft.com/office/word/2023/wordml/word16du" xmlns:w16sdtdh="http://schemas.microsoft.com/office/word/2020/wordml/sdtdatahash" xmlns:w16sdtfl="http://schemas.microsoft.com/office/word/2024/wordml/sdtformatlock" xmlns:w16se="http://schemas.microsoft.com/office/word/2015/wordml/symex" xmlns:wpg="http://schemas.microsoft.com/office/word/2010/wordprocessingGroup" xmlns:wpi="http://schemas.microsoft.com/office/word/2010/wordprocessingInk" xmlns:wne="http://schemas.microsoft.com/office/word/2006/wordml" xmlns:wps="http://schemas.microsoft.com/office/word/2010/wordprocessingShape" mc:Ignorable="w14 w15 w16se w16cid w16 w16cex w16sdtdh w16sdtfl w16du wp14">
   <w:body>
     <w:tbl>
       <w:tblPr>
@@ -23,12 +23,6 @@
         <w:gridCol w:w="10466"/>
       </w:tblGrid>
       <w:tr>
-        <w:tblPrEx>
-          <w:tblCellMar>
-            <w:top w:w="0" w:type="dxa"/>
-            <w:bottom w:w="0" w:type="dxa"/>
-          </w:tblCellMar>
-        </w:tblPrEx>
         <w:tc>
           <w:tcPr>
             <w:tcW w:w="10466" w:type="dxa"/>
@@ -81,23 +75,13 @@
               <w:spacing w:after="120"/>
               <w:jc w:val="center"/>
             </w:pPr>
-            <w:proofErr w:type="gramStart"/>
             <w:r>
               <w:rPr>
                 <w:color w:val="C8D8F0"/>
                 <w:sz w:val="17"/>
                 <w:szCs w:val="17"/>
               </w:rPr>
-              <w:t>manishkumarsharma24@gmail.com  |</w:t>
-            </w:r>
-            <w:proofErr w:type="gramEnd"/>
-            <w:r>
-              <w:rPr>
-                <w:color w:val="C8D8F0"/>
-                <w:sz w:val="17"/>
-                <w:szCs w:val="17"/>
-              </w:rPr>
-              <w:t xml:space="preserve">  +91-8747972015  |  LinkedIn</w:t>
+              <w:t xml:space="preserve">manishkumarsharma24@gmail.com  |  +91-8747972015 </w:t>
             </w:r>
           </w:p>
         </w:tc>
@@ -129,12 +113,6 @@
         <w:gridCol w:w="10466"/>
       </w:tblGrid>
       <w:tr>
-        <w:tblPrEx>
-          <w:tblCellMar>
-            <w:top w:w="0" w:type="dxa"/>
-            <w:bottom w:w="0" w:type="dxa"/>
-          </w:tblCellMar>
-        </w:tblPrEx>
         <w:tc>
           <w:tcPr>
             <w:tcW w:w="10466" w:type="dxa"/>
@@ -291,12 +269,6 @@
         <w:gridCol w:w="10466"/>
       </w:tblGrid>
       <w:tr>
-        <w:tblPrEx>
-          <w:tblCellMar>
-            <w:top w:w="0" w:type="dxa"/>
-            <w:bottom w:w="0" w:type="dxa"/>
-          </w:tblCellMar>
-        </w:tblPrEx>
         <w:tc>
           <w:tcPr>
             <w:tcW w:w="10466" w:type="dxa"/>
@@ -359,12 +331,6 @@
         <w:gridCol w:w="7666"/>
       </w:tblGrid>
       <w:tr>
-        <w:tblPrEx>
-          <w:tblCellMar>
-            <w:top w:w="0" w:type="dxa"/>
-            <w:bottom w:w="0" w:type="dxa"/>
-          </w:tblCellMar>
-        </w:tblPrEx>
         <w:tc>
           <w:tcPr>
             <w:tcW w:w="2800" w:type="dxa"/>
@@ -431,12 +397,6 @@
         </w:tc>
       </w:tr>
       <w:tr>
-        <w:tblPrEx>
-          <w:tblCellMar>
-            <w:top w:w="0" w:type="dxa"/>
-            <w:bottom w:w="0" w:type="dxa"/>
-          </w:tblCellMar>
-        </w:tblPrEx>
         <w:tc>
           <w:tcPr>
             <w:tcW w:w="2800" w:type="dxa"/>
@@ -497,28 +457,12 @@
                 <w:sz w:val="18"/>
                 <w:szCs w:val="18"/>
               </w:rPr>
-              <w:t xml:space="preserve">Spring Boot - Spring MVC - Microservices - RESTful Web Services - Hibernate - JPA - </w:t>
-            </w:r>
-            <w:proofErr w:type="spellStart"/>
-            <w:r>
-              <w:rPr>
-                <w:color w:val="555555"/>
-                <w:sz w:val="18"/>
-                <w:szCs w:val="18"/>
-              </w:rPr>
-              <w:t>iBatis</w:t>
-            </w:r>
-            <w:proofErr w:type="spellEnd"/>
+              <w:t>Spring Boot - Spring MVC - Microservices - RESTful Web Services - Hibernate - JPA - iBatis</w:t>
+            </w:r>
           </w:p>
         </w:tc>
       </w:tr>
       <w:tr>
-        <w:tblPrEx>
-          <w:tblCellMar>
-            <w:top w:w="0" w:type="dxa"/>
-            <w:bottom w:w="0" w:type="dxa"/>
-          </w:tblCellMar>
-        </w:tblPrEx>
         <w:tc>
           <w:tcPr>
             <w:tcW w:w="2800" w:type="dxa"/>
@@ -581,16 +525,18 @@
               </w:rPr>
               <w:t>Kafka - RabbitMQ - Elasticsearch - JMS - Kinesis Stream</w:t>
             </w:r>
+            <w:r>
+              <w:rPr>
+                <w:color w:val="555555"/>
+                <w:sz w:val="18"/>
+                <w:szCs w:val="18"/>
+              </w:rPr>
+              <w:t>-Kafka</w:t>
+            </w:r>
           </w:p>
         </w:tc>
       </w:tr>
       <w:tr>
-        <w:tblPrEx>
-          <w:tblCellMar>
-            <w:top w:w="0" w:type="dxa"/>
-            <w:bottom w:w="0" w:type="dxa"/>
-          </w:tblCellMar>
-        </w:tblPrEx>
         <w:tc>
           <w:tcPr>
             <w:tcW w:w="2800" w:type="dxa"/>
@@ -657,12 +603,6 @@
         </w:tc>
       </w:tr>
       <w:tr>
-        <w:tblPrEx>
-          <w:tblCellMar>
-            <w:top w:w="0" w:type="dxa"/>
-            <w:bottom w:w="0" w:type="dxa"/>
-          </w:tblCellMar>
-        </w:tblPrEx>
         <w:tc>
           <w:tcPr>
             <w:tcW w:w="2800" w:type="dxa"/>
@@ -729,12 +669,6 @@
         </w:tc>
       </w:tr>
       <w:tr>
-        <w:tblPrEx>
-          <w:tblCellMar>
-            <w:top w:w="0" w:type="dxa"/>
-            <w:bottom w:w="0" w:type="dxa"/>
-          </w:tblCellMar>
-        </w:tblPrEx>
         <w:tc>
           <w:tcPr>
             <w:tcW w:w="2800" w:type="dxa"/>
@@ -801,12 +735,6 @@
         </w:tc>
       </w:tr>
       <w:tr>
-        <w:tblPrEx>
-          <w:tblCellMar>
-            <w:top w:w="0" w:type="dxa"/>
-            <w:bottom w:w="0" w:type="dxa"/>
-          </w:tblCellMar>
-        </w:tblPrEx>
         <w:tc>
           <w:tcPr>
             <w:tcW w:w="2800" w:type="dxa"/>
@@ -873,12 +801,6 @@
         </w:tc>
       </w:tr>
       <w:tr>
-        <w:tblPrEx>
-          <w:tblCellMar>
-            <w:top w:w="0" w:type="dxa"/>
-            <w:bottom w:w="0" w:type="dxa"/>
-          </w:tblCellMar>
-        </w:tblPrEx>
         <w:tc>
           <w:tcPr>
             <w:tcW w:w="2800" w:type="dxa"/>
@@ -945,12 +867,6 @@
         </w:tc>
       </w:tr>
       <w:tr>
-        <w:tblPrEx>
-          <w:tblCellMar>
-            <w:top w:w="0" w:type="dxa"/>
-            <w:bottom w:w="0" w:type="dxa"/>
-          </w:tblCellMar>
-        </w:tblPrEx>
         <w:tc>
           <w:tcPr>
             <w:tcW w:w="2800" w:type="dxa"/>
@@ -1043,12 +959,6 @@
         <w:gridCol w:w="10466"/>
       </w:tblGrid>
       <w:tr>
-        <w:tblPrEx>
-          <w:tblCellMar>
-            <w:top w:w="0" w:type="dxa"/>
-            <w:bottom w:w="0" w:type="dxa"/>
-          </w:tblCellMar>
-        </w:tblPrEx>
         <w:tc>
           <w:tcPr>
             <w:tcW w:w="10466" w:type="dxa"/>
@@ -1112,12 +1022,6 @@
         <w:gridCol w:w="3666"/>
       </w:tblGrid>
       <w:tr>
-        <w:tblPrEx>
-          <w:tblCellMar>
-            <w:top w:w="0" w:type="dxa"/>
-            <w:bottom w:w="0" w:type="dxa"/>
-          </w:tblCellMar>
-        </w:tblPrEx>
         <w:tc>
           <w:tcPr>
             <w:tcW w:w="2600" w:type="dxa"/>
@@ -1217,12 +1121,6 @@
         </w:tc>
       </w:tr>
       <w:tr>
-        <w:tblPrEx>
-          <w:tblCellMar>
-            <w:top w:w="0" w:type="dxa"/>
-            <w:bottom w:w="0" w:type="dxa"/>
-          </w:tblCellMar>
-        </w:tblPrEx>
         <w:tc>
           <w:tcPr>
             <w:tcW w:w="2600" w:type="dxa"/>
@@ -1310,7 +1208,6 @@
             <w:pPr>
               <w:spacing w:before="60" w:after="60"/>
             </w:pPr>
-            <w:proofErr w:type="spellStart"/>
             <w:r>
               <w:rPr>
                 <w:color w:val="555555"/>
@@ -1319,43 +1216,18 @@
               </w:rPr>
               <w:t>Whishworks</w:t>
             </w:r>
-            <w:proofErr w:type="spellEnd"/>
             <w:r>
               <w:rPr>
                 <w:color w:val="555555"/>
                 <w:sz w:val="18"/>
                 <w:szCs w:val="18"/>
               </w:rPr>
-              <w:t xml:space="preserve"> (now </w:t>
-            </w:r>
-            <w:proofErr w:type="spellStart"/>
-            <w:r>
-              <w:rPr>
-                <w:color w:val="555555"/>
-                <w:sz w:val="18"/>
-                <w:szCs w:val="18"/>
-              </w:rPr>
-              <w:t>Coforge</w:t>
-            </w:r>
-            <w:proofErr w:type="spellEnd"/>
-            <w:r>
-              <w:rPr>
-                <w:color w:val="555555"/>
-                <w:sz w:val="18"/>
-                <w:szCs w:val="18"/>
-              </w:rPr>
-              <w:t>)</w:t>
+              <w:t xml:space="preserve"> (now Coforge)</w:t>
             </w:r>
           </w:p>
         </w:tc>
       </w:tr>
       <w:tr>
-        <w:tblPrEx>
-          <w:tblCellMar>
-            <w:top w:w="0" w:type="dxa"/>
-            <w:bottom w:w="0" w:type="dxa"/>
-          </w:tblCellMar>
-        </w:tblPrEx>
         <w:tc>
           <w:tcPr>
             <w:tcW w:w="2600" w:type="dxa"/>
@@ -1455,12 +1327,6 @@
         </w:tc>
       </w:tr>
       <w:tr>
-        <w:tblPrEx>
-          <w:tblCellMar>
-            <w:top w:w="0" w:type="dxa"/>
-            <w:bottom w:w="0" w:type="dxa"/>
-          </w:tblCellMar>
-        </w:tblPrEx>
         <w:tc>
           <w:tcPr>
             <w:tcW w:w="2600" w:type="dxa"/>
@@ -1560,12 +1426,6 @@
         </w:tc>
       </w:tr>
       <w:tr>
-        <w:tblPrEx>
-          <w:tblCellMar>
-            <w:top w:w="0" w:type="dxa"/>
-            <w:bottom w:w="0" w:type="dxa"/>
-          </w:tblCellMar>
-        </w:tblPrEx>
         <w:tc>
           <w:tcPr>
             <w:tcW w:w="2600" w:type="dxa"/>
@@ -1666,12 +1526,6 @@
         </w:tc>
       </w:tr>
       <w:tr>
-        <w:tblPrEx>
-          <w:tblCellMar>
-            <w:top w:w="0" w:type="dxa"/>
-            <w:bottom w:w="0" w:type="dxa"/>
-          </w:tblCellMar>
-        </w:tblPrEx>
         <w:tc>
           <w:tcPr>
             <w:tcW w:w="2600" w:type="dxa"/>
@@ -1797,12 +1651,6 @@
         <w:gridCol w:w="10466"/>
       </w:tblGrid>
       <w:tr>
-        <w:tblPrEx>
-          <w:tblCellMar>
-            <w:top w:w="0" w:type="dxa"/>
-            <w:bottom w:w="0" w:type="dxa"/>
-          </w:tblCellMar>
-        </w:tblPrEx>
         <w:tc>
           <w:tcPr>
             <w:tcW w:w="10466" w:type="dxa"/>
@@ -1864,12 +1712,6 @@
         <w:gridCol w:w="10466"/>
       </w:tblGrid>
       <w:tr>
-        <w:tblPrEx>
-          <w:tblCellMar>
-            <w:top w:w="0" w:type="dxa"/>
-            <w:bottom w:w="0" w:type="dxa"/>
-          </w:tblCellMar>
-        </w:tblPrEx>
         <w:tc>
           <w:tcPr>
             <w:tcW w:w="10466" w:type="dxa"/>
@@ -1911,25 +1753,7 @@
           <w:sz w:val="18"/>
           <w:szCs w:val="18"/>
         </w:rPr>
-        <w:t>Principal Software Engineer / Senior Manager (</w:t>
-      </w:r>
-      <w:proofErr w:type="gramStart"/>
-      <w:r>
-        <w:rPr>
-          <w:color w:val="555555"/>
-          <w:sz w:val="18"/>
-          <w:szCs w:val="18"/>
-        </w:rPr>
-        <w:t>Technical)  -</w:t>
-      </w:r>
-      <w:proofErr w:type="gramEnd"/>
-      <w:r>
-        <w:rPr>
-          <w:color w:val="555555"/>
-          <w:sz w:val="18"/>
-          <w:szCs w:val="18"/>
-        </w:rPr>
-        <w:t xml:space="preserve">  Manhattan Associates  -  Oct 2020-Jun 2026  -  Team: 15</w:t>
+        <w:t>Principal Software Engineer / Senior Manager (Technical)  -  Manhattan Associates  -  Oct 2020-Jun 2026  -  Team: 15</w:t>
       </w:r>
     </w:p>
     <w:p>
@@ -2072,12 +1896,6 @@
         <w:gridCol w:w="10466"/>
       </w:tblGrid>
       <w:tr>
-        <w:tblPrEx>
-          <w:tblCellMar>
-            <w:top w:w="0" w:type="dxa"/>
-            <w:bottom w:w="0" w:type="dxa"/>
-          </w:tblCellMar>
-        </w:tblPrEx>
         <w:tc>
           <w:tcPr>
             <w:tcW w:w="10466" w:type="dxa"/>
@@ -2119,43 +1937,7 @@
           <w:sz w:val="18"/>
           <w:szCs w:val="18"/>
         </w:rPr>
-        <w:t xml:space="preserve">Senior Technical </w:t>
-      </w:r>
-      <w:proofErr w:type="gramStart"/>
-      <w:r>
-        <w:rPr>
-          <w:color w:val="555555"/>
-          <w:sz w:val="18"/>
-          <w:szCs w:val="18"/>
-        </w:rPr>
-        <w:t>Architect  -</w:t>
-      </w:r>
-      <w:proofErr w:type="gramEnd"/>
-      <w:r>
-        <w:rPr>
-          <w:color w:val="555555"/>
-          <w:sz w:val="18"/>
-          <w:szCs w:val="18"/>
-        </w:rPr>
-        <w:t xml:space="preserve">  </w:t>
-      </w:r>
-      <w:proofErr w:type="spellStart"/>
-      <w:r>
-        <w:rPr>
-          <w:color w:val="555555"/>
-          <w:sz w:val="18"/>
-          <w:szCs w:val="18"/>
-        </w:rPr>
-        <w:t>Whishworks</w:t>
-      </w:r>
-      <w:proofErr w:type="spellEnd"/>
-      <w:r>
-        <w:rPr>
-          <w:color w:val="555555"/>
-          <w:sz w:val="18"/>
-          <w:szCs w:val="18"/>
-        </w:rPr>
-        <w:t xml:space="preserve">  -  Nov 2019-Apr 2020  -  Team: 10</w:t>
+        <w:t>Senior Technical Architect  -  Whishworks  -  Nov 2019-Apr 2020  -  Team: 10</w:t>
       </w:r>
     </w:p>
     <w:p>
@@ -2262,12 +2044,6 @@
         <w:gridCol w:w="10466"/>
       </w:tblGrid>
       <w:tr>
-        <w:tblPrEx>
-          <w:tblCellMar>
-            <w:top w:w="0" w:type="dxa"/>
-            <w:bottom w:w="0" w:type="dxa"/>
-          </w:tblCellMar>
-        </w:tblPrEx>
         <w:tc>
           <w:tcPr>
             <w:tcW w:w="10466" w:type="dxa"/>
@@ -2309,25 +2085,7 @@
           <w:sz w:val="18"/>
           <w:szCs w:val="18"/>
         </w:rPr>
-        <w:t xml:space="preserve">Principal Software </w:t>
-      </w:r>
-      <w:proofErr w:type="gramStart"/>
-      <w:r>
-        <w:rPr>
-          <w:color w:val="555555"/>
-          <w:sz w:val="18"/>
-          <w:szCs w:val="18"/>
-        </w:rPr>
-        <w:t>Engineer  -</w:t>
-      </w:r>
-      <w:proofErr w:type="gramEnd"/>
-      <w:r>
-        <w:rPr>
-          <w:color w:val="555555"/>
-          <w:sz w:val="18"/>
-          <w:szCs w:val="18"/>
-        </w:rPr>
-        <w:t xml:space="preserve">  WM Logistics India  -  Jul 2016-Oct 2019  -  Team: 20</w:t>
+        <w:t>Principal Software Engineer  -  WM Logistics India  -  Jul 2016-Oct 2019  -  Team: 20</w:t>
       </w:r>
     </w:p>
     <w:p>
@@ -2351,25 +2109,7 @@
           <w:sz w:val="17"/>
           <w:szCs w:val="17"/>
         </w:rPr>
-        <w:t xml:space="preserve">Java - AWS - Spring Boot - Microservices - </w:t>
-      </w:r>
-      <w:proofErr w:type="spellStart"/>
-      <w:r>
-        <w:rPr>
-          <w:color w:val="555555"/>
-          <w:sz w:val="17"/>
-          <w:szCs w:val="17"/>
-        </w:rPr>
-        <w:t>iBatis</w:t>
-      </w:r>
-      <w:proofErr w:type="spellEnd"/>
-      <w:r>
-        <w:rPr>
-          <w:color w:val="555555"/>
-          <w:sz w:val="17"/>
-          <w:szCs w:val="17"/>
-        </w:rPr>
-        <w:t xml:space="preserve"> - Angular - Docker - Kubernetes - Splunk</w:t>
+        <w:t>Java - AWS - Spring Boot - Microservices - iBatis - Angular - Docker - Kubernetes - Splunk</w:t>
       </w:r>
     </w:p>
     <w:p>
@@ -2434,12 +2174,6 @@
         <w:gridCol w:w="10466"/>
       </w:tblGrid>
       <w:tr>
-        <w:tblPrEx>
-          <w:tblCellMar>
-            <w:top w:w="0" w:type="dxa"/>
-            <w:bottom w:w="0" w:type="dxa"/>
-          </w:tblCellMar>
-        </w:tblPrEx>
         <w:tc>
           <w:tcPr>
             <w:tcW w:w="10466" w:type="dxa"/>
@@ -2481,25 +2215,7 @@
           <w:sz w:val="18"/>
           <w:szCs w:val="18"/>
         </w:rPr>
-        <w:t xml:space="preserve">Expert Software </w:t>
-      </w:r>
-      <w:proofErr w:type="gramStart"/>
-      <w:r>
-        <w:rPr>
-          <w:color w:val="555555"/>
-          <w:sz w:val="18"/>
-          <w:szCs w:val="18"/>
-        </w:rPr>
-        <w:t>Engineer  -</w:t>
-      </w:r>
-      <w:proofErr w:type="gramEnd"/>
-      <w:r>
-        <w:rPr>
-          <w:color w:val="555555"/>
-          <w:sz w:val="18"/>
-          <w:szCs w:val="18"/>
-        </w:rPr>
-        <w:t xml:space="preserve">  Misys (now Finastra)  -  Nov 2011-Mar 2016  -  Team: 10</w:t>
+        <w:t>Expert Software Engineer  -  Misys (now Finastra)  -  Nov 2011-Mar 2016  -  Team: 10</w:t>
       </w:r>
     </w:p>
     <w:p>
@@ -2588,12 +2304,6 @@
         <w:gridCol w:w="10466"/>
       </w:tblGrid>
       <w:tr>
-        <w:tblPrEx>
-          <w:tblCellMar>
-            <w:top w:w="0" w:type="dxa"/>
-            <w:bottom w:w="0" w:type="dxa"/>
-          </w:tblCellMar>
-        </w:tblPrEx>
         <w:tc>
           <w:tcPr>
             <w:tcW w:w="10466" w:type="dxa"/>
@@ -2667,25 +2377,7 @@
           <w:sz w:val="19"/>
           <w:szCs w:val="19"/>
         </w:rPr>
-        <w:t xml:space="preserve">GE Infrastructure Suite - TCS - 2003-2006: Developer on four GE projects: Sales Portal (SAP integration), RMD (diagnostic reporting), RCM (corrosion monitoring), </w:t>
-      </w:r>
-      <w:proofErr w:type="spellStart"/>
-      <w:r>
-        <w:rPr>
-          <w:color w:val="555555"/>
-          <w:sz w:val="19"/>
-          <w:szCs w:val="19"/>
-        </w:rPr>
-        <w:t>eNPI</w:t>
-      </w:r>
-      <w:proofErr w:type="spellEnd"/>
-      <w:r>
-        <w:rPr>
-          <w:color w:val="555555"/>
-          <w:sz w:val="19"/>
-          <w:szCs w:val="19"/>
-        </w:rPr>
-        <w:t xml:space="preserve"> (product approval workflow).</w:t>
+        <w:t>GE Infrastructure Suite - TCS - 2003-2006: Developer on four GE projects: Sales Portal (SAP integration), RMD (diagnostic reporting), RCM (corrosion monitoring), eNPI (product approval workflow).</w:t>
       </w:r>
     </w:p>
     <w:p>
@@ -2714,12 +2406,6 @@
         <w:gridCol w:w="10466"/>
       </w:tblGrid>
       <w:tr>
-        <w:tblPrEx>
-          <w:tblCellMar>
-            <w:top w:w="0" w:type="dxa"/>
-            <w:bottom w:w="0" w:type="dxa"/>
-          </w:tblCellMar>
-        </w:tblPrEx>
         <w:tc>
           <w:tcPr>
             <w:tcW w:w="10466" w:type="dxa"/>
@@ -2782,12 +2468,6 @@
         <w:gridCol w:w="10466"/>
       </w:tblGrid>
       <w:tr>
-        <w:tblPrEx>
-          <w:tblCellMar>
-            <w:top w:w="0" w:type="dxa"/>
-            <w:bottom w:w="0" w:type="dxa"/>
-          </w:tblCellMar>
-        </w:tblPrEx>
         <w:tc>
           <w:tcPr>
             <w:tcW w:w="10466" w:type="dxa"/>
@@ -2827,18 +2507,8 @@
                 <w:sz w:val="19"/>
                 <w:szCs w:val="19"/>
               </w:rPr>
-              <w:t xml:space="preserve">Institute of Engineering &amp; Technology, DAVV, Indore (M.P.)  </w:t>
-            </w:r>
-            <w:proofErr w:type="gramStart"/>
-            <w:r>
-              <w:rPr>
-                <w:color w:val="555555"/>
-                <w:sz w:val="19"/>
-                <w:szCs w:val="19"/>
-              </w:rPr>
-              <w:t>|  2003</w:t>
-            </w:r>
-            <w:proofErr w:type="gramEnd"/>
+              <w:t>Institute of Engineering &amp; Technology, DAVV, Indore (M.P.)  |  2003</w:t>
+            </w:r>
           </w:p>
         </w:tc>
       </w:tr>
@@ -2857,7 +2527,7 @@
 </file>
 
 <file path=word/endnotes.xml><?xml version="1.0" encoding="utf-8"?>
-<w:endnotes xmlns:wpc="http://schemas.microsoft.com/office/word/2010/wordprocessingCanvas" xmlns:cx="http://schemas.microsoft.com/office/drawing/2014/chartex" xmlns:cx1="http://schemas.microsoft.com/office/drawing/2015/9/8/chartex" xmlns:cx2="http://schemas.microsoft.com/office/drawing/2015/10/21/chartex" xmlns:cx3="http://schemas.microsoft.com/office/drawing/2016/5/9/chartex" xmlns:cx4="http://schemas.microsoft.com/office/drawing/2016/5/10/chartex" xmlns:cx5="http://schemas.microsoft.com/office/drawing/2016/5/11/chartex" xmlns:cx6="http://schemas.microsoft.com/office/drawing/2016/5/12/chartex" xmlns:cx7="http://schemas.microsoft.com/office/drawing/2016/5/13/chartex" xmlns:cx8="http://schemas.microsoft.com/office/drawing/2016/5/14/chartex" xmlns:mc="http://schemas.openxmlformats.org/markup-compatibility/2006" xmlns:aink="http://schemas.microsoft.com/office/drawing/2016/ink" xmlns:am3d="http://schemas.microsoft.com/office/drawing/2017/model3d" xmlns:o="urn:schemas-microsoft-com:office:office" xmlns:oel="http://schemas.microsoft.com/office/2019/extlst" xmlns:r="http://schemas.openxmlformats.org/officeDocument/2006/relationships" xmlns:m="http://schemas.openxmlformats.org/officeDocument/2006/math" xmlns:v="urn:schemas-microsoft-com:vml" xmlns:wp14="http://schemas.microsoft.com/office/word/2010/wordprocessingDrawing" xmlns:wp="http://schemas.openxmlformats.org/drawingml/2006/wordprocessingDrawing" xmlns:w10="urn:schemas-microsoft-com:office:word" xmlns:w="http://schemas.openxmlformats.org/wordprocessingml/2006/main" xmlns:w14="http://schemas.microsoft.com/office/word/2010/wordml" xmlns:w15="http://schemas.microsoft.com/office/word/2012/wordml" xmlns:w16cex="http://schemas.microsoft.com/office/word/2018/wordml/cex" xmlns:w16cid="http://schemas.microsoft.com/office/word/2016/wordml/cid" xmlns:w16="http://schemas.microsoft.com/office/word/2018/wordml" xmlns:w16du="http://schemas.microsoft.com/office/word/2023/wordml/word16du" xmlns:w16sdtdh="http://schemas.microsoft.com/office/word/2020/wordml/sdtdatahash" xmlns:w16se="http://schemas.microsoft.com/office/word/2015/wordml/symex" xmlns:wpg="http://schemas.microsoft.com/office/word/2010/wordprocessingGroup" xmlns:wpi="http://schemas.microsoft.com/office/word/2010/wordprocessingInk" xmlns:wne="http://schemas.microsoft.com/office/word/2006/wordml" xmlns:wps="http://schemas.microsoft.com/office/word/2010/wordprocessingShape" mc:Ignorable="w14 w15 w16se w16cid w16 w16cex w16sdtdh w16du wp14">
+<w:endnotes xmlns:wpc="http://schemas.microsoft.com/office/word/2010/wordprocessingCanvas" xmlns:cx="http://schemas.microsoft.com/office/drawing/2014/chartex" xmlns:cx1="http://schemas.microsoft.com/office/drawing/2015/9/8/chartex" xmlns:cx2="http://schemas.microsoft.com/office/drawing/2015/10/21/chartex" xmlns:cx3="http://schemas.microsoft.com/office/drawing/2016/5/9/chartex" xmlns:cx4="http://schemas.microsoft.com/office/drawing/2016/5/10/chartex" xmlns:cx5="http://schemas.microsoft.com/office/drawing/2016/5/11/chartex" xmlns:cx6="http://schemas.microsoft.com/office/drawing/2016/5/12/chartex" xmlns:cx7="http://schemas.microsoft.com/office/drawing/2016/5/13/chartex" xmlns:cx8="http://schemas.microsoft.com/office/drawing/2016/5/14/chartex" xmlns:mc="http://schemas.openxmlformats.org/markup-compatibility/2006" xmlns:aink="http://schemas.microsoft.com/office/drawing/2016/ink" xmlns:am3d="http://schemas.microsoft.com/office/drawing/2017/model3d" xmlns:o="urn:schemas-microsoft-com:office:office" xmlns:oel="http://schemas.microsoft.com/office/2019/extlst" xmlns:r="http://schemas.openxmlformats.org/officeDocument/2006/relationships" xmlns:m="http://schemas.openxmlformats.org/officeDocument/2006/math" xmlns:v="urn:schemas-microsoft-com:vml" xmlns:wp14="http://schemas.microsoft.com/office/word/2010/wordprocessingDrawing" xmlns:wp="http://schemas.openxmlformats.org/drawingml/2006/wordprocessingDrawing" xmlns:w10="urn:schemas-microsoft-com:office:word" xmlns:w="http://schemas.openxmlformats.org/wordprocessingml/2006/main" xmlns:w14="http://schemas.microsoft.com/office/word/2010/wordml" xmlns:w15="http://schemas.microsoft.com/office/word/2012/wordml" xmlns:w16cex="http://schemas.microsoft.com/office/word/2018/wordml/cex" xmlns:w16cid="http://schemas.microsoft.com/office/word/2016/wordml/cid" xmlns:w16="http://schemas.microsoft.com/office/word/2018/wordml" xmlns:w16du="http://schemas.microsoft.com/office/word/2023/wordml/word16du" xmlns:w16sdtdh="http://schemas.microsoft.com/office/word/2020/wordml/sdtdatahash" xmlns:w16sdtfl="http://schemas.microsoft.com/office/word/2024/wordml/sdtformatlock" xmlns:w16se="http://schemas.microsoft.com/office/word/2015/wordml/symex" xmlns:wpg="http://schemas.microsoft.com/office/word/2010/wordprocessingGroup" xmlns:wpi="http://schemas.microsoft.com/office/word/2010/wordprocessingInk" xmlns:wne="http://schemas.microsoft.com/office/word/2006/wordml" xmlns:wps="http://schemas.microsoft.com/office/word/2010/wordprocessingShape" mc:Ignorable="w14 w15 w16se w16cid w16 w16cex w16sdtdh w16sdtfl w16du wp14">
   <w:endnote w:type="separator" w:id="-1">
     <w:p>
       <w:r>
@@ -2876,7 +2546,7 @@
 </file>
 
 <file path=word/footer1.xml><?xml version="1.0" encoding="utf-8"?>
-<w:ftr xmlns:wpc="http://schemas.microsoft.com/office/word/2010/wordprocessingCanvas" xmlns:cx="http://schemas.microsoft.com/office/drawing/2014/chartex" xmlns:cx1="http://schemas.microsoft.com/office/drawing/2015/9/8/chartex" xmlns:cx2="http://schemas.microsoft.com/office/drawing/2015/10/21/chartex" xmlns:cx3="http://schemas.microsoft.com/office/drawing/2016/5/9/chartex" xmlns:cx4="http://schemas.microsoft.com/office/drawing/2016/5/10/chartex" xmlns:cx5="http://schemas.microsoft.com/office/drawing/2016/5/11/chartex" xmlns:cx6="http://schemas.microsoft.com/office/drawing/2016/5/12/chartex" xmlns:cx7="http://schemas.microsoft.com/office/drawing/2016/5/13/chartex" xmlns:cx8="http://schemas.microsoft.com/office/drawing/2016/5/14/chartex" xmlns:mc="http://schemas.openxmlformats.org/markup-compatibility/2006" xmlns:aink="http://schemas.microsoft.com/office/drawing/2016/ink" xmlns:am3d="http://schemas.microsoft.com/office/drawing/2017/model3d" xmlns:o="urn:schemas-microsoft-com:office:office" xmlns:oel="http://schemas.microsoft.com/office/2019/extlst" xmlns:r="http://schemas.openxmlformats.org/officeDocument/2006/relationships" xmlns:m="http://schemas.openxmlformats.org/officeDocument/2006/math" xmlns:v="urn:schemas-microsoft-com:vml" xmlns:wp14="http://schemas.microsoft.com/office/word/2010/wordprocessingDrawing" xmlns:wp="http://schemas.openxmlformats.org/drawingml/2006/wordprocessingDrawing" xmlns:w10="urn:schemas-microsoft-com:office:word" xmlns:w="http://schemas.openxmlformats.org/wordprocessingml/2006/main" xmlns:w14="http://schemas.microsoft.com/office/word/2010/wordml" xmlns:w15="http://schemas.microsoft.com/office/word/2012/wordml" xmlns:w16cex="http://schemas.microsoft.com/office/word/2018/wordml/cex" xmlns:w16cid="http://schemas.microsoft.com/office/word/2016/wordml/cid" xmlns:w16="http://schemas.microsoft.com/office/word/2018/wordml" xmlns:w16du="http://schemas.microsoft.com/office/word/2023/wordml/word16du" xmlns:w16sdtdh="http://schemas.microsoft.com/office/word/2020/wordml/sdtdatahash" xmlns:w16se="http://schemas.microsoft.com/office/word/2015/wordml/symex" xmlns:wpg="http://schemas.microsoft.com/office/word/2010/wordprocessingGroup" xmlns:wpi="http://schemas.microsoft.com/office/word/2010/wordprocessingInk" xmlns:wne="http://schemas.microsoft.com/office/word/2006/wordml" xmlns:wps="http://schemas.microsoft.com/office/word/2010/wordprocessingShape" mc:Ignorable="w14 w15 w16se w16cid w16 w16cex w16sdtdh w16du wp14">
+<w:ftr xmlns:wpc="http://schemas.microsoft.com/office/word/2010/wordprocessingCanvas" xmlns:cx="http://schemas.microsoft.com/office/drawing/2014/chartex" xmlns:cx1="http://schemas.microsoft.com/office/drawing/2015/9/8/chartex" xmlns:cx2="http://schemas.microsoft.com/office/drawing/2015/10/21/chartex" xmlns:cx3="http://schemas.microsoft.com/office/drawing/2016/5/9/chartex" xmlns:cx4="http://schemas.microsoft.com/office/drawing/2016/5/10/chartex" xmlns:cx5="http://schemas.microsoft.com/office/drawing/2016/5/11/chartex" xmlns:cx6="http://schemas.microsoft.com/office/drawing/2016/5/12/chartex" xmlns:cx7="http://schemas.microsoft.com/office/drawing/2016/5/13/chartex" xmlns:cx8="http://schemas.microsoft.com/office/drawing/2016/5/14/chartex" xmlns:mc="http://schemas.openxmlformats.org/markup-compatibility/2006" xmlns:aink="http://schemas.microsoft.com/office/drawing/2016/ink" xmlns:am3d="http://schemas.microsoft.com/office/drawing/2017/model3d" xmlns:o="urn:schemas-microsoft-com:office:office" xmlns:oel="http://schemas.microsoft.com/office/2019/extlst" xmlns:r="http://schemas.openxmlformats.org/officeDocument/2006/relationships" xmlns:m="http://schemas.openxmlformats.org/officeDocument/2006/math" xmlns:v="urn:schemas-microsoft-com:vml" xmlns:wp14="http://schemas.microsoft.com/office/word/2010/wordprocessingDrawing" xmlns:wp="http://schemas.openxmlformats.org/drawingml/2006/wordprocessingDrawing" xmlns:w10="urn:schemas-microsoft-com:office:word" xmlns:w="http://schemas.openxmlformats.org/wordprocessingml/2006/main" xmlns:w14="http://schemas.microsoft.com/office/word/2010/wordml" xmlns:w15="http://schemas.microsoft.com/office/word/2012/wordml" xmlns:w16cex="http://schemas.microsoft.com/office/word/2018/wordml/cex" xmlns:w16cid="http://schemas.microsoft.com/office/word/2016/wordml/cid" xmlns:w16="http://schemas.microsoft.com/office/word/2018/wordml" xmlns:w16du="http://schemas.microsoft.com/office/word/2023/wordml/word16du" xmlns:w16sdtdh="http://schemas.microsoft.com/office/word/2020/wordml/sdtdatahash" xmlns:w16sdtfl="http://schemas.microsoft.com/office/word/2024/wordml/sdtformatlock" xmlns:w16se="http://schemas.microsoft.com/office/word/2015/wordml/symex" xmlns:wpg="http://schemas.microsoft.com/office/word/2010/wordprocessingGroup" xmlns:wpi="http://schemas.microsoft.com/office/word/2010/wordprocessingInk" xmlns:wne="http://schemas.microsoft.com/office/word/2006/wordml" xmlns:wps="http://schemas.microsoft.com/office/word/2010/wordprocessingShape" mc:Ignorable="w14 w15 w16se w16cid w16 w16cex w16sdtdh w16sdtfl w16du wp14">
   <w:p>
     <w:pPr>
       <w:jc w:val="center"/>
@@ -2887,25 +2557,7 @@
         <w:sz w:val="16"/>
         <w:szCs w:val="16"/>
       </w:rPr>
-      <w:t xml:space="preserve">Manish Kumar </w:t>
-    </w:r>
-    <w:proofErr w:type="gramStart"/>
-    <w:r>
-      <w:rPr>
-        <w:color w:val="AAAAAA"/>
-        <w:sz w:val="16"/>
-        <w:szCs w:val="16"/>
-      </w:rPr>
-      <w:t>Sharma  |</w:t>
-    </w:r>
-    <w:proofErr w:type="gramEnd"/>
-    <w:r>
-      <w:rPr>
-        <w:color w:val="AAAAAA"/>
-        <w:sz w:val="16"/>
-        <w:szCs w:val="16"/>
-      </w:rPr>
-      <w:t xml:space="preserve">  Resume  |  Page </w:t>
+      <w:t xml:space="preserve">Manish Kumar Sharma  |  Resume  |  Page </w:t>
     </w:r>
     <w:r>
       <w:rPr>
@@ -2963,7 +2615,7 @@
 </file>
 
 <file path=word/footnotes.xml><?xml version="1.0" encoding="utf-8"?>
-<w:footnotes xmlns:wpc="http://schemas.microsoft.com/office/word/2010/wordprocessingCanvas" xmlns:cx="http://schemas.microsoft.com/office/drawing/2014/chartex" xmlns:cx1="http://schemas.microsoft.com/office/drawing/2015/9/8/chartex" xmlns:cx2="http://schemas.microsoft.com/office/drawing/2015/10/21/chartex" xmlns:cx3="http://schemas.microsoft.com/office/drawing/2016/5/9/chartex" xmlns:cx4="http://schemas.microsoft.com/office/drawing/2016/5/10/chartex" xmlns:cx5="http://schemas.microsoft.com/office/drawing/2016/5/11/chartex" xmlns:cx6="http://schemas.microsoft.com/office/drawing/2016/5/12/chartex" xmlns:cx7="http://schemas.microsoft.com/office/drawing/2016/5/13/chartex" xmlns:cx8="http://schemas.microsoft.com/office/drawing/2016/5/14/chartex" xmlns:mc="http://schemas.openxmlformats.org/markup-compatibility/2006" xmlns:aink="http://schemas.microsoft.com/office/drawing/2016/ink" xmlns:am3d="http://schemas.microsoft.com/office/drawing/2017/model3d" xmlns:o="urn:schemas-microsoft-com:office:office" xmlns:oel="http://schemas.microsoft.com/office/2019/extlst" xmlns:r="http://schemas.openxmlformats.org/officeDocument/2006/relationships" xmlns:m="http://schemas.openxmlformats.org/officeDocument/2006/math" xmlns:v="urn:schemas-microsoft-com:vml" xmlns:wp14="http://schemas.microsoft.com/office/word/2010/wordprocessingDrawing" xmlns:wp="http://schemas.openxmlformats.org/drawingml/2006/wordprocessingDrawing" xmlns:w10="urn:schemas-microsoft-com:office:word" xmlns:w="http://schemas.openxmlformats.org/wordprocessingml/2006/main" xmlns:w14="http://schemas.microsoft.com/office/word/2010/wordml" xmlns:w15="http://schemas.microsoft.com/office/word/2012/wordml" xmlns:w16cex="http://schemas.microsoft.com/office/word/2018/wordml/cex" xmlns:w16cid="http://schemas.microsoft.com/office/word/2016/wordml/cid" xmlns:w16="http://schemas.microsoft.com/office/word/2018/wordml" xmlns:w16du="http://schemas.microsoft.com/office/word/2023/wordml/word16du" xmlns:w16sdtdh="http://schemas.microsoft.com/office/word/2020/wordml/sdtdatahash" xmlns:w16se="http://schemas.microsoft.com/office/word/2015/wordml/symex" xmlns:wpg="http://schemas.microsoft.com/office/word/2010/wordprocessingGroup" xmlns:wpi="http://schemas.microsoft.com/office/word/2010/wordprocessingInk" xmlns:wne="http://schemas.microsoft.com/office/word/2006/wordml" xmlns:wps="http://schemas.microsoft.com/office/word/2010/wordprocessingShape" mc:Ignorable="w14 w15 w16se w16cid w16 w16cex w16sdtdh w16du wp14">
+<w:footnotes xmlns:wpc="http://schemas.microsoft.com/office/word/2010/wordprocessingCanvas" xmlns:cx="http://schemas.microsoft.com/office/drawing/2014/chartex" xmlns:cx1="http://schemas.microsoft.com/office/drawing/2015/9/8/chartex" xmlns:cx2="http://schemas.microsoft.com/office/drawing/2015/10/21/chartex" xmlns:cx3="http://schemas.microsoft.com/office/drawing/2016/5/9/chartex" xmlns:cx4="http://schemas.microsoft.com/office/drawing/2016/5/10/chartex" xmlns:cx5="http://schemas.microsoft.com/office/drawing/2016/5/11/chartex" xmlns:cx6="http://schemas.microsoft.com/office/drawing/2016/5/12/chartex" xmlns:cx7="http://schemas.microsoft.com/office/drawing/2016/5/13/chartex" xmlns:cx8="http://schemas.microsoft.com/office/drawing/2016/5/14/chartex" xmlns:mc="http://schemas.openxmlformats.org/markup-compatibility/2006" xmlns:aink="http://schemas.microsoft.com/office/drawing/2016/ink" xmlns:am3d="http://schemas.microsoft.com/office/drawing/2017/model3d" xmlns:o="urn:schemas-microsoft-com:office:office" xmlns:oel="http://schemas.microsoft.com/office/2019/extlst" xmlns:r="http://schemas.openxmlformats.org/officeDocument/2006/relationships" xmlns:m="http://schemas.openxmlformats.org/officeDocument/2006/math" xmlns:v="urn:schemas-microsoft-com:vml" xmlns:wp14="http://schemas.microsoft.com/office/word/2010/wordprocessingDrawing" xmlns:wp="http://schemas.openxmlformats.org/drawingml/2006/wordprocessingDrawing" xmlns:w10="urn:schemas-microsoft-com:office:word" xmlns:w="http://schemas.openxmlformats.org/wordprocessingml/2006/main" xmlns:w14="http://schemas.microsoft.com/office/word/2010/wordml" xmlns:w15="http://schemas.microsoft.com/office/word/2012/wordml" xmlns:w16cex="http://schemas.microsoft.com/office/word/2018/wordml/cex" xmlns:w16cid="http://schemas.microsoft.com/office/word/2016/wordml/cid" xmlns:w16="http://schemas.microsoft.com/office/word/2018/wordml" xmlns:w16du="http://schemas.microsoft.com/office/word/2023/wordml/word16du" xmlns:w16sdtdh="http://schemas.microsoft.com/office/word/2020/wordml/sdtdatahash" xmlns:w16sdtfl="http://schemas.microsoft.com/office/word/2024/wordml/sdtformatlock" xmlns:w16se="http://schemas.microsoft.com/office/word/2015/wordml/symex" xmlns:wpg="http://schemas.microsoft.com/office/word/2010/wordprocessingGroup" xmlns:wpi="http://schemas.microsoft.com/office/word/2010/wordprocessingInk" xmlns:wne="http://schemas.microsoft.com/office/word/2006/wordml" xmlns:wps="http://schemas.microsoft.com/office/word/2010/wordprocessingShape" mc:Ignorable="w14 w15 w16se w16cid w16 w16cex w16sdtdh w16sdtfl w16du wp14">
   <w:footnote w:type="separator" w:id="-1">
     <w:p>
       <w:r>
@@ -2982,7 +2634,7 @@
 </file>
 
 <file path=word/header1.xml><?xml version="1.0" encoding="utf-8"?>
-<w:hdr xmlns:wpc="http://schemas.microsoft.com/office/word/2010/wordprocessingCanvas" xmlns:cx="http://schemas.microsoft.com/office/drawing/2014/chartex" xmlns:cx1="http://schemas.microsoft.com/office/drawing/2015/9/8/chartex" xmlns:cx2="http://schemas.microsoft.com/office/drawing/2015/10/21/chartex" xmlns:cx3="http://schemas.microsoft.com/office/drawing/2016/5/9/chartex" xmlns:cx4="http://schemas.microsoft.com/office/drawing/2016/5/10/chartex" xmlns:cx5="http://schemas.microsoft.com/office/drawing/2016/5/11/chartex" xmlns:cx6="http://schemas.microsoft.com/office/drawing/2016/5/12/chartex" xmlns:cx7="http://schemas.microsoft.com/office/drawing/2016/5/13/chartex" xmlns:cx8="http://schemas.microsoft.com/office/drawing/2016/5/14/chartex" xmlns:mc="http://schemas.openxmlformats.org/markup-compatibility/2006" xmlns:aink="http://schemas.microsoft.com/office/drawing/2016/ink" xmlns:am3d="http://schemas.microsoft.com/office/drawing/2017/model3d" xmlns:o="urn:schemas-microsoft-com:office:office" xmlns:oel="http://schemas.microsoft.com/office/2019/extlst" xmlns:r="http://schemas.openxmlformats.org/officeDocument/2006/relationships" xmlns:m="http://schemas.openxmlformats.org/officeDocument/2006/math" xmlns:v="urn:schemas-microsoft-com:vml" xmlns:wp14="http://schemas.microsoft.com/office/word/2010/wordprocessingDrawing" xmlns:wp="http://schemas.openxmlformats.org/drawingml/2006/wordprocessingDrawing" xmlns:w10="urn:schemas-microsoft-com:office:word" xmlns:w="http://schemas.openxmlformats.org/wordprocessingml/2006/main" xmlns:w14="http://schemas.microsoft.com/office/word/2010/wordml" xmlns:w15="http://schemas.microsoft.com/office/word/2012/wordml" xmlns:w16cex="http://schemas.microsoft.com/office/word/2018/wordml/cex" xmlns:w16cid="http://schemas.microsoft.com/office/word/2016/wordml/cid" xmlns:w16="http://schemas.microsoft.com/office/word/2018/wordml" xmlns:w16du="http://schemas.microsoft.com/office/word/2023/wordml/word16du" xmlns:w16sdtdh="http://schemas.microsoft.com/office/word/2020/wordml/sdtdatahash" xmlns:w16se="http://schemas.microsoft.com/office/word/2015/wordml/symex" xmlns:wpg="http://schemas.microsoft.com/office/word/2010/wordprocessingGroup" xmlns:wpi="http://schemas.microsoft.com/office/word/2010/wordprocessingInk" xmlns:wne="http://schemas.microsoft.com/office/word/2006/wordml" xmlns:wps="http://schemas.microsoft.com/office/word/2010/wordprocessingShape" mc:Ignorable="w14 w15 w16se w16cid w16 w16cex w16sdtdh w16du wp14">
+<w:hdr xmlns:wpc="http://schemas.microsoft.com/office/word/2010/wordprocessingCanvas" xmlns:cx="http://schemas.microsoft.com/office/drawing/2014/chartex" xmlns:cx1="http://schemas.microsoft.com/office/drawing/2015/9/8/chartex" xmlns:cx2="http://schemas.microsoft.com/office/drawing/2015/10/21/chartex" xmlns:cx3="http://schemas.microsoft.com/office/drawing/2016/5/9/chartex" xmlns:cx4="http://schemas.microsoft.com/office/drawing/2016/5/10/chartex" xmlns:cx5="http://schemas.microsoft.com/office/drawing/2016/5/11/chartex" xmlns:cx6="http://schemas.microsoft.com/office/drawing/2016/5/12/chartex" xmlns:cx7="http://schemas.microsoft.com/office/drawing/2016/5/13/chartex" xmlns:cx8="http://schemas.microsoft.com/office/drawing/2016/5/14/chartex" xmlns:mc="http://schemas.openxmlformats.org/markup-compatibility/2006" xmlns:aink="http://schemas.microsoft.com/office/drawing/2016/ink" xmlns:am3d="http://schemas.microsoft.com/office/drawing/2017/model3d" xmlns:o="urn:schemas-microsoft-com:office:office" xmlns:oel="http://schemas.microsoft.com/office/2019/extlst" xmlns:r="http://schemas.openxmlformats.org/officeDocument/2006/relationships" xmlns:m="http://schemas.openxmlformats.org/officeDocument/2006/math" xmlns:v="urn:schemas-microsoft-com:vml" xmlns:wp14="http://schemas.microsoft.com/office/word/2010/wordprocessingDrawing" xmlns:wp="http://schemas.openxmlformats.org/drawingml/2006/wordprocessingDrawing" xmlns:w10="urn:schemas-microsoft-com:office:word" xmlns:w="http://schemas.openxmlformats.org/wordprocessingml/2006/main" xmlns:w14="http://schemas.microsoft.com/office/word/2010/wordml" xmlns:w15="http://schemas.microsoft.com/office/word/2012/wordml" xmlns:w16cex="http://schemas.microsoft.com/office/word/2018/wordml/cex" xmlns:w16cid="http://schemas.microsoft.com/office/word/2016/wordml/cid" xmlns:w16="http://schemas.microsoft.com/office/word/2018/wordml" xmlns:w16du="http://schemas.microsoft.com/office/word/2023/wordml/word16du" xmlns:w16sdtdh="http://schemas.microsoft.com/office/word/2020/wordml/sdtdatahash" xmlns:w16sdtfl="http://schemas.microsoft.com/office/word/2024/wordml/sdtformatlock" xmlns:w16se="http://schemas.microsoft.com/office/word/2015/wordml/symex" xmlns:wpg="http://schemas.microsoft.com/office/word/2010/wordprocessingGroup" xmlns:wpi="http://schemas.microsoft.com/office/word/2010/wordprocessingInk" xmlns:wne="http://schemas.microsoft.com/office/word/2006/wordml" xmlns:wps="http://schemas.microsoft.com/office/word/2010/wordprocessingShape" mc:Ignorable="w14 w15 w16se w16cid w16 w16cex w16sdtdh w16sdtfl w16du wp14">
   <w:p>
     <w:pPr>
       <w:spacing w:after="80"/>
@@ -2992,7 +2644,7 @@
 </file>
 
 <file path=word/numbering.xml><?xml version="1.0" encoding="utf-8"?>
-<w:numbering xmlns:wpc="http://schemas.microsoft.com/office/word/2010/wordprocessingCanvas" xmlns:cx="http://schemas.microsoft.com/office/drawing/2014/chartex" xmlns:cx1="http://schemas.microsoft.com/office/drawing/2015/9/8/chartex" xmlns:cx2="http://schemas.microsoft.com/office/drawing/2015/10/21/chartex" xmlns:cx3="http://schemas.microsoft.com/office/drawing/2016/5/9/chartex" xmlns:cx4="http://schemas.microsoft.com/office/drawing/2016/5/10/chartex" xmlns:cx5="http://schemas.microsoft.com/office/drawing/2016/5/11/chartex" xmlns:cx6="http://schemas.microsoft.com/office/drawing/2016/5/12/chartex" xmlns:cx7="http://schemas.microsoft.com/office/drawing/2016/5/13/chartex" xmlns:cx8="http://schemas.microsoft.com/office/drawing/2016/5/14/chartex" xmlns:mc="http://schemas.openxmlformats.org/markup-compatibility/2006" xmlns:aink="http://schemas.microsoft.com/office/drawing/2016/ink" xmlns:am3d="http://schemas.microsoft.com/office/drawing/2017/model3d" xmlns:o="urn:schemas-microsoft-com:office:office" xmlns:oel="http://schemas.microsoft.com/office/2019/extlst" xmlns:r="http://schemas.openxmlformats.org/officeDocument/2006/relationships" xmlns:m="http://schemas.openxmlformats.org/officeDocument/2006/math" xmlns:v="urn:schemas-microsoft-com:vml" xmlns:wp14="http://schemas.microsoft.com/office/word/2010/wordprocessingDrawing" xmlns:wp="http://schemas.openxmlformats.org/drawingml/2006/wordprocessingDrawing" xmlns:w10="urn:schemas-microsoft-com:office:word" xmlns:w="http://schemas.openxmlformats.org/wordprocessingml/2006/main" xmlns:w14="http://schemas.microsoft.com/office/word/2010/wordml" xmlns:w15="http://schemas.microsoft.com/office/word/2012/wordml" xmlns:w16cex="http://schemas.microsoft.com/office/word/2018/wordml/cex" xmlns:w16cid="http://schemas.microsoft.com/office/word/2016/wordml/cid" xmlns:w16="http://schemas.microsoft.com/office/word/2018/wordml" xmlns:w16du="http://schemas.microsoft.com/office/word/2023/wordml/word16du" xmlns:w16sdtdh="http://schemas.microsoft.com/office/word/2020/wordml/sdtdatahash" xmlns:w16se="http://schemas.microsoft.com/office/word/2015/wordml/symex" xmlns:wpg="http://schemas.microsoft.com/office/word/2010/wordprocessingGroup" xmlns:wpi="http://schemas.microsoft.com/office/word/2010/wordprocessingInk" xmlns:wne="http://schemas.microsoft.com/office/word/2006/wordml" xmlns:wps="http://schemas.microsoft.com/office/word/2010/wordprocessingShape" mc:Ignorable="w14 w15 w16se w16cid w16 w16cex w16sdtdh w16du wp14">
+<w:numbering xmlns:wpc="http://schemas.microsoft.com/office/word/2010/wordprocessingCanvas" xmlns:cx="http://schemas.microsoft.com/office/drawing/2014/chartex" xmlns:cx1="http://schemas.microsoft.com/office/drawing/2015/9/8/chartex" xmlns:cx2="http://schemas.microsoft.com/office/drawing/2015/10/21/chartex" xmlns:cx3="http://schemas.microsoft.com/office/drawing/2016/5/9/chartex" xmlns:cx4="http://schemas.microsoft.com/office/drawing/2016/5/10/chartex" xmlns:cx5="http://schemas.microsoft.com/office/drawing/2016/5/11/chartex" xmlns:cx6="http://schemas.microsoft.com/office/drawing/2016/5/12/chartex" xmlns:cx7="http://schemas.microsoft.com/office/drawing/2016/5/13/chartex" xmlns:cx8="http://schemas.microsoft.com/office/drawing/2016/5/14/chartex" xmlns:mc="http://schemas.openxmlformats.org/markup-compatibility/2006" xmlns:aink="http://schemas.microsoft.com/office/drawing/2016/ink" xmlns:am3d="http://schemas.microsoft.com/office/drawing/2017/model3d" xmlns:o="urn:schemas-microsoft-com:office:office" xmlns:oel="http://schemas.microsoft.com/office/2019/extlst" xmlns:r="http://schemas.openxmlformats.org/officeDocument/2006/relationships" xmlns:m="http://schemas.openxmlformats.org/officeDocument/2006/math" xmlns:v="urn:schemas-microsoft-com:vml" xmlns:wp14="http://schemas.microsoft.com/office/word/2010/wordprocessingDrawing" xmlns:wp="http://schemas.openxmlformats.org/drawingml/2006/wordprocessingDrawing" xmlns:w10="urn:schemas-microsoft-com:office:word" xmlns:w="http://schemas.openxmlformats.org/wordprocessingml/2006/main" xmlns:w14="http://schemas.microsoft.com/office/word/2010/wordml" xmlns:w15="http://schemas.microsoft.com/office/word/2012/wordml" xmlns:w16cex="http://schemas.microsoft.com/office/word/2018/wordml/cex" xmlns:w16cid="http://schemas.microsoft.com/office/word/2016/wordml/cid" xmlns:w16="http://schemas.microsoft.com/office/word/2018/wordml" xmlns:w16du="http://schemas.microsoft.com/office/word/2023/wordml/word16du" xmlns:w16sdtdh="http://schemas.microsoft.com/office/word/2020/wordml/sdtdatahash" xmlns:w16sdtfl="http://schemas.microsoft.com/office/word/2024/wordml/sdtformatlock" xmlns:w16se="http://schemas.microsoft.com/office/word/2015/wordml/symex" xmlns:wpg="http://schemas.microsoft.com/office/word/2010/wordprocessingGroup" xmlns:wpi="http://schemas.microsoft.com/office/word/2010/wordprocessingInk" xmlns:wne="http://schemas.microsoft.com/office/word/2006/wordml" xmlns:wps="http://schemas.microsoft.com/office/word/2010/wordprocessingShape" mc:Ignorable="w14 w15 w16se w16cid w16 w16cex w16sdtdh w16sdtfl w16du wp14">
   <w:abstractNum w:abstractNumId="0" w15:restartNumberingAfterBreak="0">
     <w:nsid w:val="33F04D6D"/>
     <w:multiLevelType w:val="hybridMultilevel"/>
@@ -3155,7 +2807,7 @@
 </file>
 
 <file path=word/styles.xml><?xml version="1.0" encoding="utf-8"?>
-<w:styles xmlns:mc="http://schemas.openxmlformats.org/markup-compatibility/2006" xmlns:r="http://schemas.openxmlformats.org/officeDocument/2006/relationships" xmlns:w="http://schemas.openxmlformats.org/wordprocessingml/2006/main" xmlns:w14="http://schemas.microsoft.com/office/word/2010/wordml" xmlns:w15="http://schemas.microsoft.com/office/word/2012/wordml" xmlns:w16cex="http://schemas.microsoft.com/office/word/2018/wordml/cex" xmlns:w16cid="http://schemas.microsoft.com/office/word/2016/wordml/cid" xmlns:w16="http://schemas.microsoft.com/office/word/2018/wordml" xmlns:w16du="http://schemas.microsoft.com/office/word/2023/wordml/word16du" xmlns:w16sdtdh="http://schemas.microsoft.com/office/word/2020/wordml/sdtdatahash" xmlns:w16se="http://schemas.microsoft.com/office/word/2015/wordml/symex" mc:Ignorable="w14 w15 w16se w16cid w16 w16cex w16sdtdh w16du">
+<w:styles xmlns:mc="http://schemas.openxmlformats.org/markup-compatibility/2006" xmlns:r="http://schemas.openxmlformats.org/officeDocument/2006/relationships" xmlns:w="http://schemas.openxmlformats.org/wordprocessingml/2006/main" xmlns:w14="http://schemas.microsoft.com/office/word/2010/wordml" xmlns:w15="http://schemas.microsoft.com/office/word/2012/wordml" xmlns:w16cex="http://schemas.microsoft.com/office/word/2018/wordml/cex" xmlns:w16cid="http://schemas.microsoft.com/office/word/2016/wordml/cid" xmlns:w16="http://schemas.microsoft.com/office/word/2018/wordml" xmlns:w16du="http://schemas.microsoft.com/office/word/2023/wordml/word16du" xmlns:w16sdtdh="http://schemas.microsoft.com/office/word/2020/wordml/sdtdatahash" xmlns:w16sdtfl="http://schemas.microsoft.com/office/word/2024/wordml/sdtformatlock" xmlns:w16se="http://schemas.microsoft.com/office/word/2015/wordml/symex" mc:Ignorable="w14 w15 w16se w16cid w16 w16cex w16sdtdh w16sdtfl w16du">
   <w:docDefaults>
     <w:rPrDefault>
       <w:rPr>
